--- a/pages/PL5.docx
+++ b/pages/PL5.docx
@@ -2175,6 +2175,15 @@
     <w:p>
       <w:pPr>
         <w:rPr>
+          <w:b/>
+          <w:bCs/>
+          <w:lang w:val="en-US"/>
+        </w:rPr>
+      </w:pPr>
+    </w:p>
+    <w:p>
+      <w:pPr>
+        <w:rPr>
           <w:rFonts w:hint="default"/>
           <w:b/>
           <w:bCs/>
@@ -2376,21 +2385,384 @@
     </w:p>
     <w:p>
       <w:pPr>
-        <w:rPr>
-          <w:lang w:val="en-US"/>
-        </w:rPr>
-      </w:pPr>
-      <w:r>
-        <w:rPr>
-          <w:lang w:val="en-US"/>
-        </w:rPr>
-        <w:t>discrete signal goes “active”</w:t>
-      </w:r>
-      <w:r>
         <w:rPr>
           <w:rFonts w:hint="default"/>
           <w:lang w:val="id-ID"/>
         </w:rPr>
+      </w:pPr>
+      <w:r>
+        <w:rPr>
+          <w:lang w:val="en-US"/>
+        </w:rPr>
+        <w:t>discrete signal goes “active”</w:t>
+      </w:r>
+      <w:r>
+        <w:rPr>
+          <w:rFonts w:hint="default"/>
+          <w:lang w:val="id-ID"/>
+        </w:rPr>
+        <w:t xml:space="preserve"> (*)</w:t>
+      </w:r>
+    </w:p>
+    <w:p>
+      <w:pPr>
+        <w:rPr>
+          <w:b/>
+          <w:bCs/>
+          <w:lang w:val="en-US"/>
+        </w:rPr>
+      </w:pPr>
+      <w:r>
+        <w:rPr>
+          <w:b/>
+          <w:bCs/>
+          <w:lang w:val="en-US"/>
+        </w:rPr>
+        <w:t xml:space="preserve">24. </w:t>
+      </w:r>
+      <w:r>
+        <w:rPr>
+          <w:lang w:val="en-US"/>
+        </w:rPr>
+        <w:t xml:space="preserve">are /transmit data /there/ of audio signals used/ to / in MPES/two/ types </w:t>
+      </w:r>
+      <w:r>
+        <w:rPr>
+          <w:b/>
+          <w:bCs/>
+          <w:lang w:val="en-US"/>
+        </w:rPr>
+        <w:t>(Level 1)</w:t>
+      </w:r>
+    </w:p>
+    <w:p>
+      <w:pPr>
+        <w:rPr>
+          <w:lang w:val="en-US"/>
+        </w:rPr>
+      </w:pPr>
+      <w:r>
+        <w:rPr>
+          <w:lang w:val="en-US"/>
+        </w:rPr>
+        <w:t>A. There are two to types of audio signals used transmit data in MPES</w:t>
+      </w:r>
+    </w:p>
+    <w:p>
+      <w:pPr>
+        <w:rPr>
+          <w:lang w:val="en-US"/>
+        </w:rPr>
+      </w:pPr>
+      <w:r>
+        <w:rPr>
+          <w:lang w:val="en-US"/>
+        </w:rPr>
+        <w:t>B. There are two types of audio to signals used transmit data in MPES</w:t>
+      </w:r>
+    </w:p>
+    <w:p>
+      <w:pPr>
+        <w:rPr>
+          <w:lang w:val="en-US"/>
+        </w:rPr>
+      </w:pPr>
+      <w:r>
+        <w:rPr>
+          <w:lang w:val="en-US"/>
+        </w:rPr>
+        <w:t>C. There are two types of audio signals used to transmit data in MPES. (*)</w:t>
+      </w:r>
+    </w:p>
+    <w:p>
+      <w:pPr>
+        <w:rPr>
+          <w:lang w:val="en-US"/>
+        </w:rPr>
+      </w:pPr>
+      <w:r>
+        <w:rPr>
+          <w:b/>
+          <w:bCs/>
+          <w:lang w:val="en-US"/>
+        </w:rPr>
+        <w:t xml:space="preserve">25. </w:t>
+      </w:r>
+      <w:r>
+        <w:rPr>
+          <w:lang w:val="en-US"/>
+        </w:rPr>
+        <w:t>is / that / analog Audio: This / present at a headphone or speaker/ the type of audio/is</w:t>
+      </w:r>
+    </w:p>
+    <w:p>
+      <w:pPr>
+        <w:rPr>
+          <w:b/>
+          <w:bCs/>
+          <w:lang w:val="en-US"/>
+        </w:rPr>
+      </w:pPr>
+      <w:r>
+        <w:rPr>
+          <w:b/>
+          <w:bCs/>
+          <w:lang w:val="en-US"/>
+        </w:rPr>
+        <w:t>(Level 1)</w:t>
+      </w:r>
+    </w:p>
+    <w:p>
+      <w:pPr>
+        <w:rPr>
+          <w:lang w:val="en-US"/>
+        </w:rPr>
+      </w:pPr>
+      <w:r>
+        <w:rPr>
+          <w:lang w:val="en-US"/>
+        </w:rPr>
+        <w:t>A. Analog Audio: This is the type of audio is present at a that headphone or speaker.</w:t>
+      </w:r>
+    </w:p>
+    <w:p>
+      <w:pPr>
+        <w:rPr>
+          <w:lang w:val="en-US"/>
+        </w:rPr>
+      </w:pPr>
+      <w:r>
+        <w:rPr>
+          <w:lang w:val="en-US"/>
+        </w:rPr>
+        <w:t>B. Analog Audio: This is the type of audio is present at that a headphone or speaker.</w:t>
+      </w:r>
+    </w:p>
+    <w:p>
+      <w:pPr>
+        <w:rPr>
+          <w:lang w:val="en-US"/>
+        </w:rPr>
+      </w:pPr>
+      <w:r>
+        <w:rPr>
+          <w:lang w:val="en-US"/>
+        </w:rPr>
+        <w:t>C. Analog Audio: This is the type of audio that is present at a headphone or speaker. (*)</w:t>
+      </w:r>
+    </w:p>
+    <w:p>
+      <w:pPr>
+        <w:rPr>
+          <w:lang w:val="en-US"/>
+        </w:rPr>
+      </w:pPr>
+      <w:r>
+        <w:rPr>
+          <w:b/>
+          <w:bCs/>
+          <w:lang w:val="en-US"/>
+        </w:rPr>
+        <w:t xml:space="preserve">26. </w:t>
+      </w:r>
+      <w:r>
+        <w:rPr>
+          <w:lang w:val="en-US"/>
+        </w:rPr>
+        <w:t>The signal strength / the volume, and the frequency determines the pitch/determines</w:t>
+      </w:r>
+    </w:p>
+    <w:p>
+      <w:pPr>
+        <w:rPr>
+          <w:b/>
+          <w:bCs/>
+          <w:lang w:val="en-US"/>
+        </w:rPr>
+      </w:pPr>
+      <w:r>
+        <w:rPr>
+          <w:b/>
+          <w:bCs/>
+          <w:lang w:val="en-US"/>
+        </w:rPr>
+        <w:t>(Level 1)</w:t>
+      </w:r>
+    </w:p>
+    <w:p>
+      <w:pPr>
+        <w:rPr>
+          <w:lang w:val="en-US"/>
+        </w:rPr>
+      </w:pPr>
+      <w:r>
+        <w:rPr>
+          <w:lang w:val="en-US"/>
+        </w:rPr>
+        <w:t>A. The signal strength determines of the volume, and the frequency determines the pitch.</w:t>
+      </w:r>
+    </w:p>
+    <w:p>
+      <w:pPr>
+        <w:rPr>
+          <w:lang w:val="en-US"/>
+        </w:rPr>
+      </w:pPr>
+      <w:r>
+        <w:rPr>
+          <w:lang w:val="en-US"/>
+        </w:rPr>
+        <w:t>B. The signal strength determines is the volume, and the frequency determines the pitch.</w:t>
+      </w:r>
+    </w:p>
+    <w:p>
+      <w:pPr>
+        <w:rPr>
+          <w:lang w:val="en-US"/>
+        </w:rPr>
+      </w:pPr>
+      <w:r>
+        <w:rPr>
+          <w:lang w:val="en-US"/>
+        </w:rPr>
+        <w:t>C. The signal strength determines the volume, and the frequency determines the pitch. (*)</w:t>
+      </w:r>
+    </w:p>
+    <w:p>
+      <w:pPr>
+        <w:rPr>
+          <w:b/>
+          <w:bCs/>
+          <w:lang w:val="en-US"/>
+        </w:rPr>
+      </w:pPr>
+    </w:p>
+    <w:p>
+      <w:pPr>
+        <w:rPr>
+          <w:lang w:val="en-US"/>
+        </w:rPr>
+      </w:pPr>
+      <w:r>
+        <w:rPr>
+          <w:b/>
+          <w:bCs/>
+          <w:lang w:val="en-US"/>
+        </w:rPr>
+        <w:t xml:space="preserve">27. </w:t>
+      </w:r>
+      <w:r>
+        <w:rPr>
+          <w:lang w:val="en-US"/>
+        </w:rPr>
+        <w:t>an analog audio signal /been sampled and converted /is /into a 16-bit digital audio word/</w:t>
+      </w:r>
+    </w:p>
+    <w:p>
+      <w:pPr>
+        <w:rPr>
+          <w:b/>
+          <w:bCs/>
+          <w:lang w:val="en-US"/>
+        </w:rPr>
+      </w:pPr>
+      <w:r>
+        <w:rPr>
+          <w:lang w:val="en-US"/>
+        </w:rPr>
+        <w:t xml:space="preserve">PCM Audio: This/that /has </w:t>
+      </w:r>
+      <w:r>
+        <w:rPr>
+          <w:b/>
+          <w:bCs/>
+          <w:lang w:val="en-US"/>
+        </w:rPr>
+        <w:t>(Level 1)</w:t>
+      </w:r>
+    </w:p>
+    <w:p>
+      <w:pPr>
+        <w:rPr>
+          <w:lang w:val="en-US"/>
+        </w:rPr>
+      </w:pPr>
+      <w:r>
+        <w:rPr>
+          <w:lang w:val="en-US"/>
+        </w:rPr>
+        <w:t>A. PCM Audio: This is an analog audio signal that has been sampled and convert into a</w:t>
+      </w:r>
+    </w:p>
+    <w:p>
+      <w:pPr>
+        <w:rPr>
+          <w:lang w:val="en-US"/>
+        </w:rPr>
+      </w:pPr>
+      <w:r>
+        <w:rPr>
+          <w:lang w:val="en-US"/>
+        </w:rPr>
+        <w:t>16-bit digital audio word.</w:t>
+      </w:r>
+    </w:p>
+    <w:p>
+      <w:pPr>
+        <w:rPr>
+          <w:lang w:val="en-US"/>
+        </w:rPr>
+      </w:pPr>
+      <w:r>
+        <w:rPr>
+          <w:lang w:val="en-US"/>
+        </w:rPr>
+        <w:t>B. PCM Audio: This is an analog audio signal that has been sample and converted into a</w:t>
+      </w:r>
+    </w:p>
+    <w:p>
+      <w:pPr>
+        <w:rPr>
+          <w:lang w:val="en-US"/>
+        </w:rPr>
+      </w:pPr>
+      <w:r>
+        <w:rPr>
+          <w:lang w:val="en-US"/>
+        </w:rPr>
+        <w:t>16-bit digital audio word.</w:t>
+      </w:r>
+    </w:p>
+    <w:p>
+      <w:pPr>
+        <w:rPr>
+          <w:lang w:val="en-US"/>
+        </w:rPr>
+      </w:pPr>
+      <w:r>
+        <w:rPr>
+          <w:lang w:val="en-US"/>
+        </w:rPr>
+        <w:t>C. PCM Audio: This is an analog audio signal that has been sampled and converted into</w:t>
+      </w:r>
+    </w:p>
+    <w:p>
+      <w:pPr>
+        <w:rPr>
+          <w:lang w:val="en-US"/>
+        </w:rPr>
+      </w:pPr>
+      <w:r>
+        <w:rPr>
+          <w:lang w:val="en-US"/>
+        </w:rPr>
+        <w:t>a 16-bit digital audio word</w:t>
+      </w:r>
+      <w:r>
+        <w:rPr>
+          <w:rFonts w:hint="default"/>
+          <w:lang w:val="id-ID"/>
+        </w:rPr>
         <w:t xml:space="preserve"> </w:t>
       </w:r>
       <w:r>
@@ -2408,19 +2780,41 @@
           <w:lang w:val="en-US"/>
         </w:rPr>
       </w:pPr>
-      <w:r>
-        <w:rPr>
-          <w:b/>
-          <w:bCs/>
-          <w:lang w:val="en-US"/>
-        </w:rPr>
-        <w:t xml:space="preserve">24. </w:t>
-      </w:r>
-      <w:r>
-        <w:rPr>
-          <w:lang w:val="en-US"/>
-        </w:rPr>
-        <w:t xml:space="preserve">are /transmit data /there/ of audio signals used/ to / in MPES/two/ types </w:t>
+    </w:p>
+    <w:p>
+      <w:pPr>
+        <w:rPr>
+          <w:lang w:val="en-US"/>
+        </w:rPr>
+      </w:pPr>
+      <w:r>
+        <w:rPr>
+          <w:b/>
+          <w:bCs/>
+          <w:lang w:val="en-US"/>
+        </w:rPr>
+        <w:t xml:space="preserve">28. </w:t>
+      </w:r>
+      <w:r>
+        <w:rPr>
+          <w:lang w:val="en-US"/>
+        </w:rPr>
+        <w:t>MPES Audio System utilizes only one type of video signal-Baseband Video/ the /</w:t>
+      </w:r>
+    </w:p>
+    <w:p>
+      <w:pPr>
+        <w:rPr>
+          <w:b/>
+          <w:bCs/>
+          <w:lang w:val="en-US"/>
+        </w:rPr>
+      </w:pPr>
+      <w:r>
+        <w:rPr>
+          <w:lang w:val="en-US"/>
+        </w:rPr>
+        <w:t xml:space="preserve">attached/ to/ an/ Video system. </w:t>
       </w:r>
       <w:r>
         <w:rPr>
@@ -2441,64 +2835,122 @@
         <w:rPr>
           <w:lang w:val="en-US"/>
         </w:rPr>
-        <w:t>A. There are two to types of audio signals used transmit data in MPES</w:t>
-      </w:r>
-    </w:p>
-    <w:p>
-      <w:pPr>
-        <w:rPr>
-          <w:lang w:val="en-US"/>
-        </w:rPr>
-      </w:pPr>
-      <w:r>
-        <w:rPr>
-          <w:lang w:val="en-US"/>
-        </w:rPr>
-        <w:t>B. There are two types of audio to signals used transmit data in MPES</w:t>
-      </w:r>
-    </w:p>
-    <w:p>
-      <w:pPr>
-        <w:rPr>
-          <w:lang w:val="en-US"/>
-        </w:rPr>
-      </w:pPr>
-      <w:r>
-        <w:rPr>
-          <w:lang w:val="en-US"/>
-        </w:rPr>
-        <w:t>C. There are two types of audio signals used to transmit data in MPES. (*)</w:t>
-      </w:r>
-    </w:p>
-    <w:p>
-      <w:pPr>
-        <w:rPr>
-          <w:lang w:val="en-US"/>
-        </w:rPr>
-      </w:pPr>
-      <w:r>
-        <w:rPr>
-          <w:b/>
-          <w:bCs/>
-          <w:lang w:val="en-US"/>
-        </w:rPr>
-        <w:t xml:space="preserve">25. </w:t>
-      </w:r>
-      <w:r>
-        <w:rPr>
-          <w:lang w:val="en-US"/>
-        </w:rPr>
-        <w:t>is / that / analog Audio: This / present at a headphone or speaker/ the type of audio/is</w:t>
-      </w:r>
-    </w:p>
-    <w:p>
-      <w:pPr>
-        <w:rPr>
-          <w:b/>
-          <w:bCs/>
-          <w:lang w:val="en-US"/>
-        </w:rPr>
-      </w:pPr>
+        <w:t>A. The Video system attach to an MPES Audio System utilizes only one type of video</w:t>
+      </w:r>
+    </w:p>
+    <w:p>
+      <w:pPr>
+        <w:rPr>
+          <w:lang w:val="en-US"/>
+        </w:rPr>
+      </w:pPr>
+      <w:r>
+        <w:rPr>
+          <w:lang w:val="en-US"/>
+        </w:rPr>
+        <w:t>signal-Baseband Video.</w:t>
+      </w:r>
+    </w:p>
+    <w:p>
+      <w:pPr>
+        <w:rPr>
+          <w:lang w:val="en-US"/>
+        </w:rPr>
+      </w:pPr>
+      <w:r>
+        <w:rPr>
+          <w:lang w:val="en-US"/>
+        </w:rPr>
+        <w:t>B. The Video system attached an MPES Audio System utilizes only to one type of video</w:t>
+      </w:r>
+    </w:p>
+    <w:p>
+      <w:pPr>
+        <w:rPr>
+          <w:lang w:val="en-US"/>
+        </w:rPr>
+      </w:pPr>
+      <w:r>
+        <w:rPr>
+          <w:lang w:val="en-US"/>
+        </w:rPr>
+        <w:t>signal-Baseband Video.</w:t>
+      </w:r>
+    </w:p>
+    <w:p>
+      <w:pPr>
+        <w:rPr>
+          <w:lang w:val="en-US"/>
+        </w:rPr>
+      </w:pPr>
+      <w:r>
+        <w:rPr>
+          <w:lang w:val="en-US"/>
+        </w:rPr>
+        <w:t>C. The Video system attached to an MPES Audio System utilizes only one type of video</w:t>
+      </w:r>
+    </w:p>
+    <w:p>
+      <w:pPr>
+        <w:rPr>
+          <w:lang w:val="en-US"/>
+        </w:rPr>
+      </w:pPr>
+      <w:r>
+        <w:rPr>
+          <w:lang w:val="en-US"/>
+        </w:rPr>
+        <w:t>signal-Baseband Video</w:t>
+      </w:r>
+      <w:r>
+        <w:rPr>
+          <w:rFonts w:hint="default"/>
+          <w:lang w:val="id-ID"/>
+        </w:rPr>
+        <w:t xml:space="preserve"> </w:t>
+      </w:r>
+      <w:r>
+        <w:rPr>
+          <w:lang w:val="en-US"/>
+        </w:rPr>
+        <w:t>(*)</w:t>
+      </w:r>
+    </w:p>
+    <w:p>
+      <w:pPr>
+        <w:rPr>
+          <w:lang w:val="en-US"/>
+        </w:rPr>
+      </w:pPr>
+      <w:r>
+        <w:rPr>
+          <w:b/>
+          <w:bCs/>
+          <w:lang w:val="en-US"/>
+        </w:rPr>
+        <w:t xml:space="preserve">29. </w:t>
+      </w:r>
+      <w:r>
+        <w:rPr>
+          <w:lang w:val="en-US"/>
+        </w:rPr>
+        <w:t>PAL video signals /the Panasonic video /recognize and display NTSC/ and / systems/</w:t>
+      </w:r>
+    </w:p>
+    <w:p>
+      <w:pPr>
+        <w:rPr>
+          <w:b/>
+          <w:bCs/>
+          <w:lang w:val="en-US"/>
+        </w:rPr>
+      </w:pPr>
+      <w:r>
+        <w:rPr>
+          <w:lang w:val="en-US"/>
+        </w:rPr>
+        <w:t xml:space="preserve">can </w:t>
+      </w:r>
       <w:r>
         <w:rPr>
           <w:b/>
@@ -2518,64 +2970,122 @@
         <w:rPr>
           <w:lang w:val="en-US"/>
         </w:rPr>
-        <w:t>A. Analog Audio: This is the type of audio is present at a that headphone or speaker.</w:t>
-      </w:r>
-    </w:p>
-    <w:p>
-      <w:pPr>
-        <w:rPr>
-          <w:lang w:val="en-US"/>
-        </w:rPr>
-      </w:pPr>
-      <w:r>
-        <w:rPr>
-          <w:lang w:val="en-US"/>
-        </w:rPr>
-        <w:t>B. Analog Audio: This is the type of audio is present at that a headphone or speaker.</w:t>
-      </w:r>
-    </w:p>
-    <w:p>
-      <w:pPr>
-        <w:rPr>
-          <w:lang w:val="en-US"/>
-        </w:rPr>
-      </w:pPr>
-      <w:r>
-        <w:rPr>
-          <w:lang w:val="en-US"/>
-        </w:rPr>
-        <w:t>C. Analog Audio: This is the type of audio that is present at a headphone or speaker. (*)</w:t>
-      </w:r>
-    </w:p>
-    <w:p>
-      <w:pPr>
-        <w:rPr>
-          <w:lang w:val="en-US"/>
-        </w:rPr>
-      </w:pPr>
-      <w:r>
-        <w:rPr>
-          <w:b/>
-          <w:bCs/>
-          <w:lang w:val="en-US"/>
-        </w:rPr>
-        <w:t xml:space="preserve">26. </w:t>
-      </w:r>
-      <w:r>
-        <w:rPr>
-          <w:lang w:val="en-US"/>
-        </w:rPr>
-        <w:t>The signal strength / the volume, and the frequency determines the pitch/determines</w:t>
-      </w:r>
-    </w:p>
-    <w:p>
-      <w:pPr>
-        <w:rPr>
-          <w:b/>
-          <w:bCs/>
-          <w:lang w:val="en-US"/>
-        </w:rPr>
-      </w:pPr>
+        <w:t>A. The Panasonic video systems can and recognize display NTSC and PAL video</w:t>
+      </w:r>
+    </w:p>
+    <w:p>
+      <w:pPr>
+        <w:rPr>
+          <w:lang w:val="en-US"/>
+        </w:rPr>
+      </w:pPr>
+      <w:r>
+        <w:rPr>
+          <w:lang w:val="en-US"/>
+        </w:rPr>
+        <w:t>signals.</w:t>
+      </w:r>
+    </w:p>
+    <w:p>
+      <w:pPr>
+        <w:rPr>
+          <w:lang w:val="en-US"/>
+        </w:rPr>
+      </w:pPr>
+      <w:r>
+        <w:rPr>
+          <w:lang w:val="en-US"/>
+        </w:rPr>
+        <w:t>B. The Panasonic video systems and can recognize display NTSC and PAL video</w:t>
+      </w:r>
+    </w:p>
+    <w:p>
+      <w:pPr>
+        <w:rPr>
+          <w:lang w:val="en-US"/>
+        </w:rPr>
+      </w:pPr>
+      <w:r>
+        <w:rPr>
+          <w:lang w:val="en-US"/>
+        </w:rPr>
+        <w:t>signals.</w:t>
+      </w:r>
+    </w:p>
+    <w:p>
+      <w:pPr>
+        <w:rPr>
+          <w:lang w:val="en-US"/>
+        </w:rPr>
+      </w:pPr>
+      <w:r>
+        <w:rPr>
+          <w:lang w:val="en-US"/>
+        </w:rPr>
+        <w:t>C. The Panasonic video systems can recognize and display NTSC and PAL video</w:t>
+      </w:r>
+    </w:p>
+    <w:p>
+      <w:pPr>
+        <w:rPr>
+          <w:lang w:val="en-US"/>
+        </w:rPr>
+      </w:pPr>
+      <w:r>
+        <w:rPr>
+          <w:lang w:val="en-US"/>
+        </w:rPr>
+        <w:t>Signals</w:t>
+      </w:r>
+      <w:r>
+        <w:rPr>
+          <w:rFonts w:hint="default"/>
+          <w:lang w:val="id-ID"/>
+        </w:rPr>
+        <w:t xml:space="preserve"> </w:t>
+      </w:r>
+      <w:r>
+        <w:rPr>
+          <w:lang w:val="en-US"/>
+        </w:rPr>
+        <w:t>(*)</w:t>
+      </w:r>
+    </w:p>
+    <w:p>
+      <w:pPr>
+        <w:rPr>
+          <w:lang w:val="en-US"/>
+        </w:rPr>
+      </w:pPr>
+      <w:r>
+        <w:rPr>
+          <w:b/>
+          <w:bCs/>
+          <w:lang w:val="en-US"/>
+        </w:rPr>
+        <w:t xml:space="preserve">30. </w:t>
+      </w:r>
+      <w:r>
+        <w:rPr>
+          <w:lang w:val="en-US"/>
+        </w:rPr>
+        <w:t>and/ require different decoding frequencies before /they can be displayed/ these/ each</w:t>
+      </w:r>
+    </w:p>
+    <w:p>
+      <w:pPr>
+        <w:rPr>
+          <w:b/>
+          <w:bCs/>
+          <w:lang w:val="en-US"/>
+        </w:rPr>
+      </w:pPr>
+      <w:r>
+        <w:rPr>
+          <w:lang w:val="en-US"/>
+        </w:rPr>
+        <w:t xml:space="preserve">formatted /to /a different standard /are </w:t>
+      </w:r>
       <w:r>
         <w:rPr>
           <w:b/>
@@ -2595,69 +3105,121 @@
         <w:rPr>
           <w:lang w:val="en-US"/>
         </w:rPr>
-        <w:t>A. The signal strength determines of the volume, and the frequency determines the pitch.</w:t>
-      </w:r>
-    </w:p>
-    <w:p>
-      <w:pPr>
-        <w:rPr>
-          <w:lang w:val="en-US"/>
-        </w:rPr>
-      </w:pPr>
-      <w:r>
-        <w:rPr>
-          <w:lang w:val="en-US"/>
-        </w:rPr>
-        <w:t>B. The signal strength determines is the volume, and the frequency determines the pitch.</w:t>
-      </w:r>
-    </w:p>
-    <w:p>
-      <w:pPr>
-        <w:rPr>
-          <w:lang w:val="en-US"/>
-        </w:rPr>
-      </w:pPr>
-      <w:r>
-        <w:rPr>
-          <w:lang w:val="en-US"/>
-        </w:rPr>
-        <w:t>C. The signal strength determines the volume, and the frequency determines the pitch. (*)</w:t>
-      </w:r>
-    </w:p>
-    <w:p>
-      <w:pPr>
-        <w:rPr>
-          <w:lang w:val="en-US"/>
-        </w:rPr>
-      </w:pPr>
-      <w:r>
-        <w:rPr>
-          <w:b/>
-          <w:bCs/>
-          <w:lang w:val="en-US"/>
-        </w:rPr>
-        <w:t xml:space="preserve">27. </w:t>
-      </w:r>
-      <w:r>
-        <w:rPr>
-          <w:lang w:val="en-US"/>
-        </w:rPr>
-        <w:t>an analog audio signal /been sampled and converted /is /into a 16-bit digital audio word/</w:t>
-      </w:r>
-    </w:p>
-    <w:p>
-      <w:pPr>
-        <w:rPr>
-          <w:b/>
-          <w:bCs/>
-          <w:lang w:val="en-US"/>
-        </w:rPr>
-      </w:pPr>
-      <w:r>
-        <w:rPr>
-          <w:lang w:val="en-US"/>
-        </w:rPr>
-        <w:t xml:space="preserve">PCM Audio: This/that /has </w:t>
+        <w:t>A. These are each formatted a different standard and require different to decoding</w:t>
+      </w:r>
+    </w:p>
+    <w:p>
+      <w:pPr>
+        <w:rPr>
+          <w:lang w:val="en-US"/>
+        </w:rPr>
+      </w:pPr>
+      <w:r>
+        <w:rPr>
+          <w:lang w:val="en-US"/>
+        </w:rPr>
+        <w:t>frequencies before they can be displayed.</w:t>
+      </w:r>
+    </w:p>
+    <w:p>
+      <w:pPr>
+        <w:rPr>
+          <w:lang w:val="en-US"/>
+        </w:rPr>
+      </w:pPr>
+      <w:r>
+        <w:rPr>
+          <w:lang w:val="en-US"/>
+        </w:rPr>
+        <w:t>B. These are each formatted a different standard and require to different decoding</w:t>
+      </w:r>
+    </w:p>
+    <w:p>
+      <w:pPr>
+        <w:rPr>
+          <w:lang w:val="en-US"/>
+        </w:rPr>
+      </w:pPr>
+      <w:r>
+        <w:rPr>
+          <w:lang w:val="en-US"/>
+        </w:rPr>
+        <w:t>frequencies before they can be displayed.</w:t>
+      </w:r>
+    </w:p>
+    <w:p>
+      <w:pPr>
+        <w:rPr>
+          <w:lang w:val="en-US"/>
+        </w:rPr>
+      </w:pPr>
+      <w:r>
+        <w:rPr>
+          <w:lang w:val="en-US"/>
+        </w:rPr>
+        <w:t>C. These are each formatted to a different standard and require different decoding</w:t>
+      </w:r>
+    </w:p>
+    <w:p>
+      <w:pPr>
+        <w:rPr>
+          <w:lang w:val="en-US"/>
+        </w:rPr>
+      </w:pPr>
+      <w:r>
+        <w:rPr>
+          <w:lang w:val="en-US"/>
+        </w:rPr>
+        <w:t>frequencies before they can be displayed</w:t>
+      </w:r>
+      <w:r>
+        <w:rPr>
+          <w:rFonts w:hint="default"/>
+          <w:lang w:val="id-ID"/>
+        </w:rPr>
+        <w:t xml:space="preserve"> </w:t>
+      </w:r>
+      <w:r>
+        <w:rPr>
+          <w:lang w:val="en-US"/>
+        </w:rPr>
+        <w:t>(*)</w:t>
+      </w:r>
+    </w:p>
+    <w:p>
+      <w:pPr>
+        <w:rPr>
+          <w:lang w:val="en-US"/>
+        </w:rPr>
+      </w:pPr>
+      <w:r>
+        <w:rPr>
+          <w:b/>
+          <w:bCs/>
+          <w:lang w:val="en-US"/>
+        </w:rPr>
+        <w:t xml:space="preserve">31. </w:t>
+      </w:r>
+      <w:r>
+        <w:rPr>
+          <w:lang w:val="en-US"/>
+        </w:rPr>
+        <w:t>a power switch for MPES at / configurations / include/ the Forward Attendant Panel/</w:t>
+      </w:r>
+    </w:p>
+    <w:p>
+      <w:pPr>
+        <w:rPr>
+          <w:b/>
+          <w:bCs/>
+          <w:lang w:val="en-US"/>
+        </w:rPr>
+      </w:pPr>
+      <w:r>
+        <w:rPr>
+          <w:lang w:val="en-US"/>
+        </w:rPr>
+        <w:t xml:space="preserve">will/most </w:t>
       </w:r>
       <w:r>
         <w:rPr>
@@ -2678,108 +3240,108 @@
         <w:rPr>
           <w:lang w:val="en-US"/>
         </w:rPr>
-        <w:t>A. PCM Audio: This is an analog audio signal that has been sampled and convert into a</w:t>
-      </w:r>
-    </w:p>
-    <w:p>
-      <w:pPr>
-        <w:rPr>
-          <w:lang w:val="en-US"/>
-        </w:rPr>
-      </w:pPr>
-      <w:r>
-        <w:rPr>
-          <w:lang w:val="en-US"/>
-        </w:rPr>
-        <w:t>16-bit digital audio word.</w:t>
-      </w:r>
-    </w:p>
-    <w:p>
-      <w:pPr>
-        <w:rPr>
-          <w:lang w:val="en-US"/>
-        </w:rPr>
-      </w:pPr>
-      <w:r>
-        <w:rPr>
-          <w:lang w:val="en-US"/>
-        </w:rPr>
-        <w:t>B. PCM Audio: This is an analog audio signal that has been sample and converted into a</w:t>
-      </w:r>
-    </w:p>
-    <w:p>
-      <w:pPr>
-        <w:rPr>
-          <w:lang w:val="en-US"/>
-        </w:rPr>
-      </w:pPr>
-      <w:r>
-        <w:rPr>
-          <w:lang w:val="en-US"/>
-        </w:rPr>
-        <w:t>16-bit digital audio word.</w:t>
-      </w:r>
-    </w:p>
-    <w:p>
-      <w:pPr>
-        <w:rPr>
-          <w:lang w:val="en-US"/>
-        </w:rPr>
-      </w:pPr>
-      <w:r>
-        <w:rPr>
-          <w:lang w:val="en-US"/>
-        </w:rPr>
-        <w:t>C. PCM Audio: This is an analog audio signal that has been sampled and converted into</w:t>
-      </w:r>
-    </w:p>
-    <w:p>
-      <w:pPr>
-        <w:rPr>
-          <w:lang w:val="en-US"/>
-        </w:rPr>
-      </w:pPr>
-      <w:r>
-        <w:rPr>
-          <w:lang w:val="en-US"/>
-        </w:rPr>
-        <w:t>a 16-bit digital audio word. (*)</w:t>
-      </w:r>
-    </w:p>
-    <w:p>
-      <w:pPr>
-        <w:rPr>
-          <w:lang w:val="en-US"/>
-        </w:rPr>
-      </w:pPr>
-      <w:r>
-        <w:rPr>
-          <w:b/>
-          <w:bCs/>
-          <w:lang w:val="en-US"/>
-        </w:rPr>
-        <w:t xml:space="preserve">28. </w:t>
-      </w:r>
-      <w:r>
-        <w:rPr>
-          <w:lang w:val="en-US"/>
-        </w:rPr>
-        <w:t>MPES Audio System utilizes only one type of video signal-Baseband Video/ the /</w:t>
-      </w:r>
-    </w:p>
-    <w:p>
-      <w:pPr>
-        <w:rPr>
-          <w:b/>
-          <w:bCs/>
-          <w:lang w:val="en-US"/>
-        </w:rPr>
-      </w:pPr>
-      <w:r>
-        <w:rPr>
-          <w:lang w:val="en-US"/>
-        </w:rPr>
-        <w:t xml:space="preserve">attached/ to/ an/ Video system. </w:t>
+        <w:t>A. Most configurations will be include a power switch for MPES at the Forward Attendant</w:t>
+      </w:r>
+    </w:p>
+    <w:p>
+      <w:pPr>
+        <w:rPr>
+          <w:lang w:val="en-US"/>
+        </w:rPr>
+      </w:pPr>
+      <w:r>
+        <w:rPr>
+          <w:lang w:val="en-US"/>
+        </w:rPr>
+        <w:t>Panel</w:t>
+      </w:r>
+    </w:p>
+    <w:p>
+      <w:pPr>
+        <w:rPr>
+          <w:lang w:val="en-US"/>
+        </w:rPr>
+      </w:pPr>
+      <w:r>
+        <w:rPr>
+          <w:lang w:val="en-US"/>
+        </w:rPr>
+        <w:t>B. Most configurations will a power switch for include MPES at the Forward Attendant</w:t>
+      </w:r>
+    </w:p>
+    <w:p>
+      <w:pPr>
+        <w:rPr>
+          <w:lang w:val="en-US"/>
+        </w:rPr>
+      </w:pPr>
+      <w:r>
+        <w:rPr>
+          <w:lang w:val="en-US"/>
+        </w:rPr>
+        <w:t>Panel</w:t>
+      </w:r>
+    </w:p>
+    <w:p>
+      <w:pPr>
+        <w:rPr>
+          <w:lang w:val="en-US"/>
+        </w:rPr>
+      </w:pPr>
+      <w:r>
+        <w:rPr>
+          <w:lang w:val="en-US"/>
+        </w:rPr>
+        <w:t>C. Most configurations will include a power switch for MPES at the Forward Attendant</w:t>
+      </w:r>
+    </w:p>
+    <w:p>
+      <w:pPr>
+        <w:rPr>
+          <w:lang w:val="en-US"/>
+        </w:rPr>
+      </w:pPr>
+      <w:r>
+        <w:rPr>
+          <w:lang w:val="en-US"/>
+        </w:rPr>
+        <w:t>Panel</w:t>
+      </w:r>
+      <w:r>
+        <w:rPr>
+          <w:rFonts w:hint="default"/>
+          <w:lang w:val="id-ID"/>
+        </w:rPr>
+        <w:t xml:space="preserve"> </w:t>
+      </w:r>
+      <w:r>
+        <w:rPr>
+          <w:lang w:val="en-US"/>
+        </w:rPr>
+        <w:t>(*)</w:t>
+      </w:r>
+    </w:p>
+    <w:p>
+      <w:pPr>
+        <w:rPr>
+          <w:b/>
+          <w:bCs/>
+          <w:lang w:val="en-US"/>
+        </w:rPr>
+      </w:pPr>
+      <w:r>
+        <w:rPr>
+          <w:b/>
+          <w:bCs/>
+          <w:lang w:val="en-US"/>
+        </w:rPr>
+        <w:t xml:space="preserve">32. </w:t>
+      </w:r>
+      <w:r>
+        <w:rPr>
+          <w:lang w:val="en-US"/>
+        </w:rPr>
+        <w:t xml:space="preserve">OVS / powered / the PVSCU power switch/ is/ by </w:t>
       </w:r>
       <w:r>
         <w:rPr>
@@ -2800,108 +3362,182 @@
         <w:rPr>
           <w:lang w:val="en-US"/>
         </w:rPr>
-        <w:t>A. The Video system attach to an MPES Audio System utilizes only one type of video</w:t>
-      </w:r>
-    </w:p>
-    <w:p>
-      <w:pPr>
-        <w:rPr>
-          <w:lang w:val="en-US"/>
-        </w:rPr>
-      </w:pPr>
-      <w:r>
-        <w:rPr>
-          <w:lang w:val="en-US"/>
-        </w:rPr>
-        <w:t>signal-Baseband Video.</w:t>
-      </w:r>
-    </w:p>
-    <w:p>
-      <w:pPr>
-        <w:rPr>
-          <w:lang w:val="en-US"/>
-        </w:rPr>
-      </w:pPr>
-      <w:r>
-        <w:rPr>
-          <w:lang w:val="en-US"/>
-        </w:rPr>
-        <w:t>B. The Video system attached an MPES Audio System utilizes only to one type of video</w:t>
-      </w:r>
-    </w:p>
-    <w:p>
-      <w:pPr>
-        <w:rPr>
-          <w:lang w:val="en-US"/>
-        </w:rPr>
-      </w:pPr>
-      <w:r>
-        <w:rPr>
-          <w:lang w:val="en-US"/>
-        </w:rPr>
-        <w:t>signal-Baseband Video.</w:t>
-      </w:r>
-    </w:p>
-    <w:p>
-      <w:pPr>
-        <w:rPr>
-          <w:lang w:val="en-US"/>
-        </w:rPr>
-      </w:pPr>
-      <w:r>
-        <w:rPr>
-          <w:lang w:val="en-US"/>
-        </w:rPr>
-        <w:t>C. The Video system attached to an MPES Audio System utilizes only one type of video</w:t>
-      </w:r>
-    </w:p>
-    <w:p>
-      <w:pPr>
-        <w:rPr>
-          <w:lang w:val="en-US"/>
-        </w:rPr>
-      </w:pPr>
-      <w:r>
-        <w:rPr>
-          <w:lang w:val="en-US"/>
-        </w:rPr>
-        <w:t>signal-Baseband Video. (*)</w:t>
-      </w:r>
-    </w:p>
-    <w:p>
-      <w:pPr>
-        <w:rPr>
-          <w:lang w:val="en-US"/>
-        </w:rPr>
-      </w:pPr>
-      <w:r>
-        <w:rPr>
-          <w:b/>
-          <w:bCs/>
-          <w:lang w:val="en-US"/>
-        </w:rPr>
-        <w:t xml:space="preserve">29. </w:t>
-      </w:r>
-      <w:r>
-        <w:rPr>
-          <w:lang w:val="en-US"/>
-        </w:rPr>
-        <w:t>PAL video signals /the Panasonic video /recognize and display NTSC/ and / systems/</w:t>
-      </w:r>
-    </w:p>
-    <w:p>
-      <w:pPr>
-        <w:rPr>
-          <w:b/>
-          <w:bCs/>
-          <w:lang w:val="en-US"/>
-        </w:rPr>
-      </w:pPr>
-      <w:r>
-        <w:rPr>
-          <w:lang w:val="en-US"/>
-        </w:rPr>
-        <w:t xml:space="preserve">can </w:t>
+        <w:t>A. OVS is power by the PVSCU power switch.</w:t>
+      </w:r>
+    </w:p>
+    <w:p>
+      <w:pPr>
+        <w:rPr>
+          <w:lang w:val="en-US"/>
+        </w:rPr>
+      </w:pPr>
+      <w:r>
+        <w:rPr>
+          <w:lang w:val="en-US"/>
+        </w:rPr>
+        <w:t>B. OVS is powered by the PVSCU is power switch.</w:t>
+      </w:r>
+    </w:p>
+    <w:p>
+      <w:pPr>
+        <w:rPr>
+          <w:lang w:val="en-US"/>
+        </w:rPr>
+      </w:pPr>
+      <w:r>
+        <w:rPr>
+          <w:lang w:val="en-US"/>
+        </w:rPr>
+        <w:t>C. OVS is powered by the PVSCU power switch</w:t>
+      </w:r>
+      <w:r>
+        <w:rPr>
+          <w:rFonts w:hint="default"/>
+          <w:lang w:val="id-ID"/>
+        </w:rPr>
+        <w:t xml:space="preserve"> </w:t>
+      </w:r>
+      <w:r>
+        <w:rPr>
+          <w:lang w:val="en-US"/>
+        </w:rPr>
+        <w:t>(*)</w:t>
+      </w:r>
+    </w:p>
+    <w:p>
+      <w:pPr>
+        <w:rPr>
+          <w:b/>
+          <w:bCs/>
+          <w:lang w:val="en-US"/>
+        </w:rPr>
+      </w:pPr>
+      <w:r>
+        <w:rPr>
+          <w:b/>
+          <w:bCs/>
+          <w:lang w:val="en-US"/>
+        </w:rPr>
+        <w:t xml:space="preserve">33. </w:t>
+      </w:r>
+      <w:r>
+        <w:rPr>
+          <w:lang w:val="en-US"/>
+        </w:rPr>
+        <w:t xml:space="preserve">the seat boxes /MPES /music audio and video audio (soundtrack) /to/ / provides </w:t>
+      </w:r>
+      <w:r>
+        <w:rPr>
+          <w:b/>
+          <w:bCs/>
+          <w:lang w:val="en-US"/>
+        </w:rPr>
+        <w:t>(Level</w:t>
+      </w:r>
+    </w:p>
+    <w:p>
+      <w:pPr>
+        <w:rPr>
+          <w:b/>
+          <w:bCs/>
+          <w:lang w:val="en-US"/>
+        </w:rPr>
+      </w:pPr>
+      <w:r>
+        <w:rPr>
+          <w:b/>
+          <w:bCs/>
+          <w:lang w:val="en-US"/>
+        </w:rPr>
+        <w:t>1)</w:t>
+      </w:r>
+    </w:p>
+    <w:p>
+      <w:pPr>
+        <w:rPr>
+          <w:lang w:val="en-US"/>
+        </w:rPr>
+      </w:pPr>
+      <w:r>
+        <w:rPr>
+          <w:lang w:val="en-US"/>
+        </w:rPr>
+        <w:t>A. MPES provides to music audio and video audio (soundtrack) the seat boxes.</w:t>
+      </w:r>
+    </w:p>
+    <w:p>
+      <w:pPr>
+        <w:rPr>
+          <w:lang w:val="en-US"/>
+        </w:rPr>
+      </w:pPr>
+      <w:r>
+        <w:rPr>
+          <w:lang w:val="en-US"/>
+        </w:rPr>
+        <w:t>B. MPES provides music audio and video audio (soundtrack) the to seat boxes.</w:t>
+      </w:r>
+    </w:p>
+    <w:p>
+      <w:pPr>
+        <w:rPr>
+          <w:lang w:val="en-US"/>
+        </w:rPr>
+      </w:pPr>
+      <w:r>
+        <w:rPr>
+          <w:lang w:val="en-US"/>
+        </w:rPr>
+        <w:t>C. MPES provides music audio and video audio (soundtrack) to the seat boxes</w:t>
+      </w:r>
+      <w:r>
+        <w:rPr>
+          <w:rFonts w:hint="default"/>
+          <w:lang w:val="id-ID"/>
+        </w:rPr>
+        <w:t xml:space="preserve"> </w:t>
+      </w:r>
+      <w:r>
+        <w:rPr>
+          <w:lang w:val="en-US"/>
+        </w:rPr>
+        <w:t>(*)</w:t>
+      </w:r>
+    </w:p>
+    <w:p>
+      <w:pPr>
+        <w:rPr>
+          <w:lang w:val="en-US"/>
+        </w:rPr>
+      </w:pPr>
+      <w:r>
+        <w:rPr>
+          <w:b/>
+          <w:bCs/>
+          <w:lang w:val="en-US"/>
+        </w:rPr>
+        <w:t xml:space="preserve">34. </w:t>
+      </w:r>
+      <w:r>
+        <w:rPr>
+          <w:lang w:val="en-US"/>
+        </w:rPr>
+        <w:t>The system /line maintenance personnel/ with the ability/ /to the seat boxes with BITE/</w:t>
+      </w:r>
+    </w:p>
+    <w:p>
+      <w:pPr>
+        <w:rPr>
+          <w:b/>
+          <w:bCs/>
+          <w:lang w:val="en-US"/>
+        </w:rPr>
+      </w:pPr>
+      <w:r>
+        <w:rPr>
+          <w:lang w:val="en-US"/>
+        </w:rPr>
+        <w:t xml:space="preserve">also provides/ to/ troubleshoot </w:t>
       </w:r>
       <w:r>
         <w:rPr>
@@ -2922,529 +3558,6 @@
         <w:rPr>
           <w:lang w:val="en-US"/>
         </w:rPr>
-        <w:t>A. The Panasonic video systems can and recognize display NTSC and PAL video</w:t>
-      </w:r>
-    </w:p>
-    <w:p>
-      <w:pPr>
-        <w:rPr>
-          <w:lang w:val="en-US"/>
-        </w:rPr>
-      </w:pPr>
-      <w:r>
-        <w:rPr>
-          <w:lang w:val="en-US"/>
-        </w:rPr>
-        <w:t>signals.</w:t>
-      </w:r>
-    </w:p>
-    <w:p>
-      <w:pPr>
-        <w:rPr>
-          <w:lang w:val="en-US"/>
-        </w:rPr>
-      </w:pPr>
-      <w:r>
-        <w:rPr>
-          <w:lang w:val="en-US"/>
-        </w:rPr>
-        <w:t>B. The Panasonic video systems and can recognize display NTSC and PAL video</w:t>
-      </w:r>
-    </w:p>
-    <w:p>
-      <w:pPr>
-        <w:rPr>
-          <w:lang w:val="en-US"/>
-        </w:rPr>
-      </w:pPr>
-      <w:r>
-        <w:rPr>
-          <w:lang w:val="en-US"/>
-        </w:rPr>
-        <w:t>signals.</w:t>
-      </w:r>
-    </w:p>
-    <w:p>
-      <w:pPr>
-        <w:rPr>
-          <w:lang w:val="en-US"/>
-        </w:rPr>
-      </w:pPr>
-      <w:r>
-        <w:rPr>
-          <w:lang w:val="en-US"/>
-        </w:rPr>
-        <w:t>C. The Panasonic video systems can recognize and display NTSC and PAL video</w:t>
-      </w:r>
-    </w:p>
-    <w:p>
-      <w:pPr>
-        <w:rPr>
-          <w:lang w:val="en-US"/>
-        </w:rPr>
-      </w:pPr>
-      <w:r>
-        <w:rPr>
-          <w:lang w:val="en-US"/>
-        </w:rPr>
-        <w:t>signals. (*)</w:t>
-      </w:r>
-    </w:p>
-    <w:p>
-      <w:pPr>
-        <w:rPr>
-          <w:lang w:val="en-US"/>
-        </w:rPr>
-      </w:pPr>
-      <w:r>
-        <w:rPr>
-          <w:b/>
-          <w:bCs/>
-          <w:lang w:val="en-US"/>
-        </w:rPr>
-        <w:t xml:space="preserve">30. </w:t>
-      </w:r>
-      <w:r>
-        <w:rPr>
-          <w:lang w:val="en-US"/>
-        </w:rPr>
-        <w:t>and/ require different decoding frequencies before /they can be displayed/ these/ each</w:t>
-      </w:r>
-    </w:p>
-    <w:p>
-      <w:pPr>
-        <w:rPr>
-          <w:b/>
-          <w:bCs/>
-          <w:lang w:val="en-US"/>
-        </w:rPr>
-      </w:pPr>
-      <w:r>
-        <w:rPr>
-          <w:lang w:val="en-US"/>
-        </w:rPr>
-        <w:t xml:space="preserve">formatted /to /a different standard /are </w:t>
-      </w:r>
-      <w:r>
-        <w:rPr>
-          <w:b/>
-          <w:bCs/>
-          <w:lang w:val="en-US"/>
-        </w:rPr>
-        <w:t>(Level 1)</w:t>
-      </w:r>
-    </w:p>
-    <w:p>
-      <w:pPr>
-        <w:rPr>
-          <w:lang w:val="en-US"/>
-        </w:rPr>
-      </w:pPr>
-      <w:r>
-        <w:rPr>
-          <w:lang w:val="en-US"/>
-        </w:rPr>
-        <w:t>A. These are each formatted a different standard and require different to decoding</w:t>
-      </w:r>
-    </w:p>
-    <w:p>
-      <w:pPr>
-        <w:rPr>
-          <w:lang w:val="en-US"/>
-        </w:rPr>
-      </w:pPr>
-      <w:r>
-        <w:rPr>
-          <w:lang w:val="en-US"/>
-        </w:rPr>
-        <w:t>frequencies before they can be displayed.</w:t>
-      </w:r>
-    </w:p>
-    <w:p>
-      <w:pPr>
-        <w:rPr>
-          <w:lang w:val="en-US"/>
-        </w:rPr>
-      </w:pPr>
-      <w:r>
-        <w:rPr>
-          <w:lang w:val="en-US"/>
-        </w:rPr>
-        <w:t>B. These are each formatted a different standard and require to different decoding</w:t>
-      </w:r>
-    </w:p>
-    <w:p>
-      <w:pPr>
-        <w:rPr>
-          <w:lang w:val="en-US"/>
-        </w:rPr>
-      </w:pPr>
-      <w:r>
-        <w:rPr>
-          <w:lang w:val="en-US"/>
-        </w:rPr>
-        <w:t>frequencies before they can be displayed.</w:t>
-      </w:r>
-    </w:p>
-    <w:p>
-      <w:pPr>
-        <w:rPr>
-          <w:lang w:val="en-US"/>
-        </w:rPr>
-      </w:pPr>
-      <w:r>
-        <w:rPr>
-          <w:lang w:val="en-US"/>
-        </w:rPr>
-        <w:t>C. These are each formatted to a different standard and require different decoding</w:t>
-      </w:r>
-    </w:p>
-    <w:p>
-      <w:pPr>
-        <w:rPr>
-          <w:lang w:val="en-US"/>
-        </w:rPr>
-      </w:pPr>
-      <w:r>
-        <w:rPr>
-          <w:lang w:val="en-US"/>
-        </w:rPr>
-        <w:t>frequencies before they can be displayed. (*)</w:t>
-      </w:r>
-    </w:p>
-    <w:p>
-      <w:pPr>
-        <w:rPr>
-          <w:lang w:val="en-US"/>
-        </w:rPr>
-      </w:pPr>
-      <w:r>
-        <w:rPr>
-          <w:b/>
-          <w:bCs/>
-          <w:lang w:val="en-US"/>
-        </w:rPr>
-        <w:t xml:space="preserve">31. </w:t>
-      </w:r>
-      <w:r>
-        <w:rPr>
-          <w:lang w:val="en-US"/>
-        </w:rPr>
-        <w:t>a power switch for MPES at / configurations / include/ the Forward Attendant Panel/</w:t>
-      </w:r>
-    </w:p>
-    <w:p>
-      <w:pPr>
-        <w:rPr>
-          <w:b/>
-          <w:bCs/>
-          <w:lang w:val="en-US"/>
-        </w:rPr>
-      </w:pPr>
-      <w:r>
-        <w:rPr>
-          <w:lang w:val="en-US"/>
-        </w:rPr>
-        <w:t xml:space="preserve">will/most </w:t>
-      </w:r>
-      <w:r>
-        <w:rPr>
-          <w:b/>
-          <w:bCs/>
-          <w:lang w:val="en-US"/>
-        </w:rPr>
-        <w:t>(Level 1)</w:t>
-      </w:r>
-    </w:p>
-    <w:p>
-      <w:pPr>
-        <w:rPr>
-          <w:lang w:val="en-US"/>
-        </w:rPr>
-      </w:pPr>
-      <w:r>
-        <w:rPr>
-          <w:lang w:val="en-US"/>
-        </w:rPr>
-        <w:t>A. Most configurations will be include a power switch for MPES at the Forward Attendant</w:t>
-      </w:r>
-    </w:p>
-    <w:p>
-      <w:pPr>
-        <w:rPr>
-          <w:lang w:val="en-US"/>
-        </w:rPr>
-      </w:pPr>
-      <w:r>
-        <w:rPr>
-          <w:lang w:val="en-US"/>
-        </w:rPr>
-        <w:t>Panel</w:t>
-      </w:r>
-    </w:p>
-    <w:p>
-      <w:pPr>
-        <w:rPr>
-          <w:lang w:val="en-US"/>
-        </w:rPr>
-      </w:pPr>
-      <w:r>
-        <w:rPr>
-          <w:lang w:val="en-US"/>
-        </w:rPr>
-        <w:t>B. Most configurations will a power switch for include MPES at the Forward Attendant</w:t>
-      </w:r>
-    </w:p>
-    <w:p>
-      <w:pPr>
-        <w:rPr>
-          <w:lang w:val="en-US"/>
-        </w:rPr>
-      </w:pPr>
-      <w:r>
-        <w:rPr>
-          <w:lang w:val="en-US"/>
-        </w:rPr>
-        <w:t>Panel</w:t>
-      </w:r>
-    </w:p>
-    <w:p>
-      <w:pPr>
-        <w:rPr>
-          <w:lang w:val="en-US"/>
-        </w:rPr>
-      </w:pPr>
-      <w:r>
-        <w:rPr>
-          <w:lang w:val="en-US"/>
-        </w:rPr>
-        <w:t>C. Most configurations will include a power switch for MPES at the Forward Attendant</w:t>
-      </w:r>
-    </w:p>
-    <w:p>
-      <w:pPr>
-        <w:rPr>
-          <w:lang w:val="en-US"/>
-        </w:rPr>
-      </w:pPr>
-      <w:r>
-        <w:rPr>
-          <w:lang w:val="en-US"/>
-        </w:rPr>
-        <w:t>Panel. (*)</w:t>
-      </w:r>
-    </w:p>
-    <w:p>
-      <w:pPr>
-        <w:rPr>
-          <w:b/>
-          <w:bCs/>
-          <w:lang w:val="en-US"/>
-        </w:rPr>
-      </w:pPr>
-      <w:r>
-        <w:rPr>
-          <w:b/>
-          <w:bCs/>
-          <w:lang w:val="en-US"/>
-        </w:rPr>
-        <w:t xml:space="preserve">32. </w:t>
-      </w:r>
-      <w:r>
-        <w:rPr>
-          <w:lang w:val="en-US"/>
-        </w:rPr>
-        <w:t xml:space="preserve">OVS / powered / the PVSCU power switch/ is/ by </w:t>
-      </w:r>
-      <w:r>
-        <w:rPr>
-          <w:b/>
-          <w:bCs/>
-          <w:lang w:val="en-US"/>
-        </w:rPr>
-        <w:t>(Level 1)</w:t>
-      </w:r>
-    </w:p>
-    <w:p>
-      <w:pPr>
-        <w:rPr>
-          <w:lang w:val="en-US"/>
-        </w:rPr>
-      </w:pPr>
-      <w:r>
-        <w:rPr>
-          <w:lang w:val="en-US"/>
-        </w:rPr>
-        <w:t>A. OVS is power by the PVSCU power switch.</w:t>
-      </w:r>
-    </w:p>
-    <w:p>
-      <w:pPr>
-        <w:rPr>
-          <w:lang w:val="en-US"/>
-        </w:rPr>
-      </w:pPr>
-      <w:r>
-        <w:rPr>
-          <w:lang w:val="en-US"/>
-        </w:rPr>
-        <w:t>B. OVS is powered by the PVSCU is power switch.</w:t>
-      </w:r>
-    </w:p>
-    <w:p>
-      <w:pPr>
-        <w:rPr>
-          <w:lang w:val="en-US"/>
-        </w:rPr>
-      </w:pPr>
-      <w:r>
-        <w:rPr>
-          <w:lang w:val="en-US"/>
-        </w:rPr>
-        <w:t>C. OVS is powered by the PVSCU power switch. (*)</w:t>
-      </w:r>
-    </w:p>
-    <w:p>
-      <w:pPr>
-        <w:rPr>
-          <w:b/>
-          <w:bCs/>
-          <w:lang w:val="en-US"/>
-        </w:rPr>
-      </w:pPr>
-      <w:r>
-        <w:rPr>
-          <w:b/>
-          <w:bCs/>
-          <w:lang w:val="en-US"/>
-        </w:rPr>
-        <w:t xml:space="preserve">33. </w:t>
-      </w:r>
-      <w:r>
-        <w:rPr>
-          <w:lang w:val="en-US"/>
-        </w:rPr>
-        <w:t xml:space="preserve">the seat boxes /MPES /music audio and video audio (soundtrack) /to/ / provides </w:t>
-      </w:r>
-      <w:r>
-        <w:rPr>
-          <w:b/>
-          <w:bCs/>
-          <w:lang w:val="en-US"/>
-        </w:rPr>
-        <w:t>(Level</w:t>
-      </w:r>
-    </w:p>
-    <w:p>
-      <w:pPr>
-        <w:rPr>
-          <w:b/>
-          <w:bCs/>
-          <w:lang w:val="en-US"/>
-        </w:rPr>
-      </w:pPr>
-      <w:r>
-        <w:rPr>
-          <w:b/>
-          <w:bCs/>
-          <w:lang w:val="en-US"/>
-        </w:rPr>
-        <w:t>1)</w:t>
-      </w:r>
-    </w:p>
-    <w:p>
-      <w:pPr>
-        <w:rPr>
-          <w:lang w:val="en-US"/>
-        </w:rPr>
-      </w:pPr>
-      <w:r>
-        <w:rPr>
-          <w:lang w:val="en-US"/>
-        </w:rPr>
-        <w:t>A. MPES provides to music audio and video audio (soundtrack) the seat boxes.</w:t>
-      </w:r>
-    </w:p>
-    <w:p>
-      <w:pPr>
-        <w:rPr>
-          <w:lang w:val="en-US"/>
-        </w:rPr>
-      </w:pPr>
-      <w:r>
-        <w:rPr>
-          <w:lang w:val="en-US"/>
-        </w:rPr>
-        <w:t>B. MPES provides music audio and video audio (soundtrack) the to seat boxes.</w:t>
-      </w:r>
-    </w:p>
-    <w:p>
-      <w:pPr>
-        <w:rPr>
-          <w:lang w:val="en-US"/>
-        </w:rPr>
-      </w:pPr>
-      <w:r>
-        <w:rPr>
-          <w:lang w:val="en-US"/>
-        </w:rPr>
-        <w:t>C. MPES provides music audio and video audio (soundtrack) to the seat boxes. (*)</w:t>
-      </w:r>
-    </w:p>
-    <w:p>
-      <w:pPr>
-        <w:rPr>
-          <w:lang w:val="en-US"/>
-        </w:rPr>
-      </w:pPr>
-      <w:r>
-        <w:rPr>
-          <w:b/>
-          <w:bCs/>
-          <w:lang w:val="en-US"/>
-        </w:rPr>
-        <w:t xml:space="preserve">34. </w:t>
-      </w:r>
-      <w:r>
-        <w:rPr>
-          <w:lang w:val="en-US"/>
-        </w:rPr>
-        <w:t>The system /line maintenance personnel/ with the ability/ /to the seat boxes with BITE/</w:t>
-      </w:r>
-    </w:p>
-    <w:p>
-      <w:pPr>
-        <w:rPr>
-          <w:b/>
-          <w:bCs/>
-          <w:lang w:val="en-US"/>
-        </w:rPr>
-      </w:pPr>
-      <w:r>
-        <w:rPr>
-          <w:lang w:val="en-US"/>
-        </w:rPr>
-        <w:t xml:space="preserve">also provides/ to/ troubleshoot </w:t>
-      </w:r>
-      <w:r>
-        <w:rPr>
-          <w:b/>
-          <w:bCs/>
-          <w:lang w:val="en-US"/>
-        </w:rPr>
-        <w:t>(Level 1)</w:t>
-      </w:r>
-    </w:p>
-    <w:p>
-      <w:pPr>
-        <w:rPr>
-          <w:lang w:val="en-US"/>
-        </w:rPr>
-      </w:pPr>
-      <w:r>
-        <w:rPr>
-          <w:lang w:val="en-US"/>
-        </w:rPr>
         <w:t>A. The system also provides line maintenance personnel with the ability to troubleshoot</w:t>
       </w:r>
     </w:p>
@@ -3510,8 +3623,23 @@
         <w:rPr>
           <w:lang w:val="en-US"/>
         </w:rPr>
-        <w:t>to the seat boxes with BITE. (*)</w:t>
-      </w:r>
+        <w:t>to the seat boxes with BITE</w:t>
+      </w:r>
+      <w:r>
+        <w:rPr>
+          <w:rFonts w:hint="default"/>
+          <w:lang w:val="id-ID"/>
+        </w:rPr>
+        <w:t xml:space="preserve"> </w:t>
+      </w:r>
+      <w:r>
+        <w:rPr>
+          <w:lang w:val="en-US"/>
+        </w:rPr>
+        <w:t>(*)</w:t>
+      </w:r>
+      <w:bookmarkStart w:id="0" w:name="_GoBack"/>
+      <w:bookmarkEnd w:id="0"/>
     </w:p>
     <w:p>
       <w:pPr>
@@ -17471,6 +17599,12 @@
             <w:insideH w:val="single" w:color="auto" w:sz="6" w:space="0"/>
             <w:insideV w:val="single" w:color="auto" w:sz="6" w:space="0"/>
           </w:tblBorders>
+          <w:tblCellMar>
+            <w:top w:w="0" w:type="dxa"/>
+            <w:left w:w="108" w:type="dxa"/>
+            <w:bottom w:w="0" w:type="dxa"/>
+            <w:right w:w="108" w:type="dxa"/>
+          </w:tblCellMar>
         </w:tblPrEx>
         <w:tc>
           <w:tcPr>
@@ -17521,12 +17655,6 @@
             <w:insideH w:val="single" w:color="auto" w:sz="6" w:space="0"/>
             <w:insideV w:val="single" w:color="auto" w:sz="6" w:space="0"/>
           </w:tblBorders>
-          <w:tblCellMar>
-            <w:top w:w="0" w:type="dxa"/>
-            <w:left w:w="108" w:type="dxa"/>
-            <w:bottom w:w="0" w:type="dxa"/>
-            <w:right w:w="108" w:type="dxa"/>
-          </w:tblCellMar>
         </w:tblPrEx>
         <w:tc>
           <w:tcPr>
@@ -21489,12 +21617,6 @@
             <w:insideH w:val="single" w:color="auto" w:sz="6" w:space="0"/>
             <w:insideV w:val="single" w:color="auto" w:sz="6" w:space="0"/>
           </w:tblBorders>
-          <w:tblCellMar>
-            <w:top w:w="0" w:type="dxa"/>
-            <w:left w:w="108" w:type="dxa"/>
-            <w:bottom w:w="0" w:type="dxa"/>
-            <w:right w:w="108" w:type="dxa"/>
-          </w:tblCellMar>
         </w:tblPrEx>
         <w:tc>
           <w:tcPr>
@@ -25974,10 +26096,7 @@
         <w:t>engine supplies</w:t>
       </w:r>
     </w:p>
-    <w:p>
-      <w:bookmarkStart w:id="0" w:name="_GoBack"/>
-      <w:bookmarkEnd w:id="0"/>
-    </w:p>
+    <w:p/>
     <w:sectPr>
       <w:headerReference r:id="rId3" w:type="default"/>
       <w:footerReference r:id="rId4" w:type="default"/>
@@ -26531,7 +26650,7 @@
     <w:lsdException w:qFormat="1" w:unhideWhenUsed="0" w:uiPriority="0" w:semiHidden="0" w:name="Title"/>
     <w:lsdException w:unhideWhenUsed="0" w:uiPriority="0" w:semiHidden="0" w:name="Closing"/>
     <w:lsdException w:unhideWhenUsed="0" w:uiPriority="0" w:semiHidden="0" w:name="Signature"/>
-    <w:lsdException w:unhideWhenUsed="0" w:uiPriority="0" w:name="Default Paragraph Font"/>
+    <w:lsdException w:qFormat="1" w:unhideWhenUsed="0" w:uiPriority="0" w:name="Default Paragraph Font"/>
     <w:lsdException w:qFormat="1" w:unhideWhenUsed="0" w:uiPriority="1" w:semiHidden="0" w:name="Body Text"/>
     <w:lsdException w:unhideWhenUsed="0" w:uiPriority="0" w:semiHidden="0" w:name="Body Text Indent"/>
     <w:lsdException w:unhideWhenUsed="0" w:uiPriority="0" w:semiHidden="0" w:name="List Continue"/>
@@ -26569,7 +26688,7 @@
     <w:lsdException w:unhideWhenUsed="0" w:uiPriority="0" w:semiHidden="0" w:name="HTML Sample"/>
     <w:lsdException w:unhideWhenUsed="0" w:uiPriority="0" w:semiHidden="0" w:name="HTML Typewriter"/>
     <w:lsdException w:unhideWhenUsed="0" w:uiPriority="0" w:semiHidden="0" w:name="HTML Variable"/>
-    <w:lsdException w:unhideWhenUsed="0" w:uiPriority="0" w:name="Normal Table"/>
+    <w:lsdException w:qFormat="1" w:unhideWhenUsed="0" w:uiPriority="0" w:name="Normal Table"/>
     <w:lsdException w:unhideWhenUsed="0" w:uiPriority="0" w:semiHidden="0" w:name="annotation subject"/>
     <w:lsdException w:unhideWhenUsed="0" w:uiPriority="0" w:semiHidden="0" w:name="Table Simple 1"/>
     <w:lsdException w:unhideWhenUsed="0" w:uiPriority="0" w:semiHidden="0" w:name="Table Simple 2"/>
@@ -26738,11 +26857,13 @@
   <w:style w:type="character" w:default="1" w:styleId="3">
     <w:name w:val="Default Paragraph Font"/>
     <w:semiHidden/>
+    <w:qFormat/>
     <w:uiPriority w:val="0"/>
   </w:style>
   <w:style w:type="table" w:default="1" w:styleId="4">
     <w:name w:val="Normal Table"/>
     <w:semiHidden/>
+    <w:qFormat/>
     <w:uiPriority w:val="0"/>
     <w:tblPr>
       <w:tblCellMar>

--- a/pages/PL5.docx
+++ b/pages/PL5.docx
@@ -5417,7 +5417,16 @@
         <w:jc w:val="both"/>
       </w:pPr>
       <w:r>
-        <w:t>C.Remove safety clips from and turnbuckles discard</w:t>
+        <w:t>C.</w:t>
+      </w:r>
+      <w:r>
+        <w:rPr>
+          <w:lang w:val="en-US"/>
+        </w:rPr>
+        <w:t xml:space="preserve"> </w:t>
+      </w:r>
+      <w:r>
+        <w:t>Remove safety clips from and turnbuckles discard</w:t>
       </w:r>
     </w:p>
     <w:p>
@@ -5453,7 +5462,16 @@
         <w:jc w:val="both"/>
       </w:pPr>
       <w:r>
-        <w:t>C.Remove cable pulley guards from mounts</w:t>
+        <w:t>C.</w:t>
+      </w:r>
+      <w:r>
+        <w:rPr>
+          <w:lang w:val="en-US"/>
+        </w:rPr>
+        <w:t xml:space="preserve"> </w:t>
+      </w:r>
+      <w:r>
+        <w:t>Remove cable pulley guards from mounts</w:t>
       </w:r>
     </w:p>
     <w:p>
@@ -5489,7 +5507,16 @@
         <w:jc w:val="both"/>
       </w:pPr>
       <w:r>
-        <w:t>C.Tighten nuts cotter and safety with pins</w:t>
+        <w:t>C.</w:t>
+      </w:r>
+      <w:r>
+        <w:rPr>
+          <w:lang w:val="en-US"/>
+        </w:rPr>
+        <w:t xml:space="preserve"> </w:t>
+      </w:r>
+      <w:r>
+        <w:t>Tighten nuts cotter and safety with pins</w:t>
       </w:r>
     </w:p>
     <w:p>
@@ -5526,7 +5553,16 @@
         <w:jc w:val="both"/>
       </w:pPr>
       <w:r>
-        <w:t>C.Insert rigging pin in p/n11001 cable tension lever</w:t>
+        <w:t>C.</w:t>
+      </w:r>
+      <w:r>
+        <w:rPr>
+          <w:lang w:val="en-US"/>
+        </w:rPr>
+        <w:t xml:space="preserve"> </w:t>
+      </w:r>
+      <w:r>
+        <w:t>Insert rigging pin in p/n11001 cable tension lever</w:t>
       </w:r>
     </w:p>
     <w:p>
@@ -5562,7 +5598,16 @@
         <w:jc w:val="both"/>
       </w:pPr>
       <w:r>
-        <w:t>C.Full authority digital is engine control</w:t>
+        <w:t>C.</w:t>
+      </w:r>
+      <w:r>
+        <w:rPr>
+          <w:lang w:val="en-US"/>
+        </w:rPr>
+        <w:t xml:space="preserve"> </w:t>
+      </w:r>
+      <w:r>
+        <w:t>Full authority digital is engine control</w:t>
       </w:r>
     </w:p>
     <w:p>
@@ -5598,7 +5643,16 @@
         <w:jc w:val="both"/>
       </w:pPr>
       <w:r>
-        <w:t>C.Cabin pressure by controller</w:t>
+        <w:t>C.</w:t>
+      </w:r>
+      <w:r>
+        <w:rPr>
+          <w:lang w:val="en-US"/>
+        </w:rPr>
+        <w:t xml:space="preserve"> </w:t>
+      </w:r>
+      <w:r>
+        <w:t>Cabin pressure by controller</w:t>
       </w:r>
     </w:p>
     <w:p>
@@ -5634,7 +5688,16 @@
         <w:jc w:val="both"/>
       </w:pPr>
       <w:r>
-        <w:t>C.Pax entertainment is system</w:t>
+        <w:t>C.</w:t>
+      </w:r>
+      <w:r>
+        <w:rPr>
+          <w:lang w:val="en-US"/>
+        </w:rPr>
+        <w:t xml:space="preserve"> </w:t>
+      </w:r>
+      <w:r>
+        <w:t>Pax entertainment is system</w:t>
       </w:r>
     </w:p>
     <w:p>
@@ -5670,7 +5733,16 @@
         <w:jc w:val="both"/>
       </w:pPr>
       <w:r>
-        <w:t>C.Decoder the encoder unit</w:t>
+        <w:t>C.</w:t>
+      </w:r>
+      <w:r>
+        <w:rPr>
+          <w:lang w:val="en-US"/>
+        </w:rPr>
+        <w:t xml:space="preserve"> </w:t>
+      </w:r>
+      <w:r>
+        <w:t>Decoder the encoder unit</w:t>
       </w:r>
     </w:p>
     <w:p>
@@ -5706,7 +5778,16 @@
         <w:jc w:val="both"/>
       </w:pPr>
       <w:r>
-        <w:t>C.Flight management guidance end computer</w:t>
+        <w:t>C.</w:t>
+      </w:r>
+      <w:r>
+        <w:rPr>
+          <w:lang w:val="en-US"/>
+        </w:rPr>
+        <w:t xml:space="preserve"> </w:t>
+      </w:r>
+      <w:r>
+        <w:t>Flight management guidance end computer</w:t>
       </w:r>
     </w:p>
     <w:p>
@@ -5742,7 +5823,16 @@
         <w:jc w:val="both"/>
       </w:pPr>
       <w:r>
-        <w:t>C.The metering valve directs is 3000 psi hydraulic fluid to the actuator</w:t>
+        <w:t>C.</w:t>
+      </w:r>
+      <w:r>
+        <w:rPr>
+          <w:lang w:val="en-US"/>
+        </w:rPr>
+        <w:t xml:space="preserve"> </w:t>
+      </w:r>
+      <w:r>
+        <w:t>The metering valve directs is 3000 psi hydraulic fluid to the actuator</w:t>
       </w:r>
     </w:p>
     <w:p>
@@ -5814,7 +5904,16 @@
         <w:jc w:val="both"/>
       </w:pPr>
       <w:r>
-        <w:t>C.The yaw damper system controls is the rudder to dampen yaw axis movement</w:t>
+        <w:t>C.</w:t>
+      </w:r>
+      <w:r>
+        <w:rPr>
+          <w:lang w:val="en-US"/>
+        </w:rPr>
+        <w:t xml:space="preserve"> </w:t>
+      </w:r>
+      <w:r>
+        <w:t>The yaw damper system controls is the rudder to dampen yaw axis movement</w:t>
       </w:r>
     </w:p>
     <w:p>
@@ -5850,7 +5949,16 @@
         <w:jc w:val="both"/>
       </w:pPr>
       <w:r>
-        <w:t>C.The sensor provides a signal the to turn on the red warning</w:t>
+        <w:t>C.</w:t>
+      </w:r>
+      <w:r>
+        <w:rPr>
+          <w:lang w:val="en-US"/>
+        </w:rPr>
+        <w:t xml:space="preserve"> </w:t>
+      </w:r>
+      <w:r>
+        <w:t>The sensor provides a signal the to turn on the red warning</w:t>
       </w:r>
     </w:p>
     <w:p>
@@ -5923,7 +6031,16 @@
         <w:jc w:val="both"/>
       </w:pPr>
       <w:r>
-        <w:t>C.An electrical motor opens and closes of the valve to control the fuel flow</w:t>
+        <w:t>C.</w:t>
+      </w:r>
+      <w:r>
+        <w:rPr>
+          <w:lang w:val="en-US"/>
+        </w:rPr>
+        <w:t xml:space="preserve"> </w:t>
+      </w:r>
+      <w:r>
+        <w:t>An electrical motor opens and closes of the valve to control the fuel flow</w:t>
       </w:r>
     </w:p>
     <w:p>
@@ -5959,7 +6076,16 @@
         <w:jc w:val="both"/>
       </w:pPr>
       <w:r>
-        <w:t>C.A pre-cooler controls on the bleed air temperature</w:t>
+        <w:t>C.</w:t>
+      </w:r>
+      <w:r>
+        <w:rPr>
+          <w:lang w:val="en-US"/>
+        </w:rPr>
+        <w:t xml:space="preserve"> </w:t>
+      </w:r>
+      <w:r>
+        <w:t>A pre-cooler controls on the bleed air temperature</w:t>
       </w:r>
     </w:p>
     <w:p>
@@ -5998,7 +6124,16 @@
         <w:jc w:val="both"/>
       </w:pPr>
       <w:r>
-        <w:t>C.An attachment fitting attaches on the seat unit to the seat track with two fasteners</w:t>
+        <w:t>C.</w:t>
+      </w:r>
+      <w:r>
+        <w:rPr>
+          <w:lang w:val="en-US"/>
+        </w:rPr>
+        <w:t xml:space="preserve"> </w:t>
+      </w:r>
+      <w:r>
+        <w:t>An attachment fitting attaches on the seat unit to the seat track with two fasteners</w:t>
       </w:r>
     </w:p>
     <w:p>
@@ -6034,7 +6169,16 @@
         <w:jc w:val="both"/>
       </w:pPr>
       <w:r>
-        <w:t>C.An electronic device inhibits of the simultaneous selection of several transmitters</w:t>
+        <w:t>C.</w:t>
+      </w:r>
+      <w:r>
+        <w:rPr>
+          <w:lang w:val="en-US"/>
+        </w:rPr>
+        <w:t xml:space="preserve"> </w:t>
+      </w:r>
+      <w:r>
+        <w:t>An electronic device inhibits of the simultaneous selection of several transmitters</w:t>
       </w:r>
     </w:p>
     <w:p>
@@ -6097,7 +6241,16 @@
         <w:jc w:val="both"/>
       </w:pPr>
       <w:r>
-        <w:t>C.The lower section of the fuselage comprises 3 skin panels is extending from frame 1 to</w:t>
+        <w:t>C.</w:t>
+      </w:r>
+      <w:r>
+        <w:rPr>
+          <w:lang w:val="en-US"/>
+        </w:rPr>
+        <w:t xml:space="preserve"> </w:t>
+      </w:r>
+      <w:r>
+        <w:t>The lower section of the fuselage comprises 3 skin panels is extending from frame 1 to</w:t>
       </w:r>
       <w:r>
         <w:rPr>
@@ -6169,7 +6322,16 @@
         <w:jc w:val="both"/>
       </w:pPr>
       <w:r>
-        <w:t>C.The gear system a permits one motor to drive the valve if the other motor does not operate</w:t>
+        <w:t>C.</w:t>
+      </w:r>
+      <w:r>
+        <w:rPr>
+          <w:lang w:val="en-US"/>
+        </w:rPr>
+        <w:t xml:space="preserve"> </w:t>
+      </w:r>
+      <w:r>
+        <w:t>The gear system a permits one motor to drive the valve if the other motor does not operate</w:t>
       </w:r>
     </w:p>
     <w:p>
@@ -6241,7 +6403,16 @@
         <w:jc w:val="both"/>
       </w:pPr>
       <w:r>
-        <w:t>C.Examine the gland of seals of the shock absorber for signs oil leaks.</w:t>
+        <w:t>C.</w:t>
+      </w:r>
+      <w:r>
+        <w:rPr>
+          <w:lang w:val="en-US"/>
+        </w:rPr>
+        <w:t xml:space="preserve"> </w:t>
+      </w:r>
+      <w:r>
+        <w:t>Examine the gland of seals of the shock absorber for signs oil leaks.</w:t>
       </w:r>
     </w:p>
     <w:p>
@@ -6277,7 +6448,16 @@
         <w:jc w:val="both"/>
       </w:pPr>
       <w:r>
-        <w:t>C.Measure and write down the shocked absorber extension “h”</w:t>
+        <w:t>C.</w:t>
+      </w:r>
+      <w:r>
+        <w:rPr>
+          <w:lang w:val="en-US"/>
+        </w:rPr>
+        <w:t xml:space="preserve"> </w:t>
+      </w:r>
+      <w:r>
+        <w:t>Measure and write down the shocked absorber extension “h”</w:t>
       </w:r>
     </w:p>
     <w:p>
@@ -6350,7 +6530,16 @@
         <w:jc w:val="both"/>
       </w:pPr>
       <w:r>
-        <w:t>C.The planes are checks before every flight</w:t>
+        <w:t>C.</w:t>
+      </w:r>
+      <w:r>
+        <w:rPr>
+          <w:lang w:val="en-US"/>
+        </w:rPr>
+        <w:t xml:space="preserve"> </w:t>
+      </w:r>
+      <w:r>
+        <w:t>The planes are checks before every flight</w:t>
       </w:r>
     </w:p>
     <w:p>
@@ -6386,7 +6575,16 @@
         <w:jc w:val="both"/>
       </w:pPr>
       <w:r>
-        <w:t>C.All faults were is corrected during the last check</w:t>
+        <w:t>C.</w:t>
+      </w:r>
+      <w:r>
+        <w:rPr>
+          <w:lang w:val="en-US"/>
+        </w:rPr>
+        <w:t xml:space="preserve"> </w:t>
+      </w:r>
+      <w:r>
+        <w:t>All faults were is corrected during the last check</w:t>
       </w:r>
     </w:p>
     <w:p>
@@ -6422,7 +6620,16 @@
         <w:jc w:val="both"/>
       </w:pPr>
       <w:r>
-        <w:t>C.The A380 the biggest plane is in our fleet</w:t>
+        <w:t>C.</w:t>
+      </w:r>
+      <w:r>
+        <w:rPr>
+          <w:lang w:val="en-US"/>
+        </w:rPr>
+        <w:t xml:space="preserve"> </w:t>
+      </w:r>
+      <w:r>
+        <w:t>The A380 the biggest plane is in our fleet</w:t>
       </w:r>
     </w:p>
     <w:p>
@@ -6530,7 +6737,16 @@
         <w:jc w:val="both"/>
       </w:pPr>
       <w:r>
-        <w:t>C.An A340 is more expensive more than an A320</w:t>
+        <w:t>C.</w:t>
+      </w:r>
+      <w:r>
+        <w:rPr>
+          <w:lang w:val="en-US"/>
+        </w:rPr>
+        <w:t xml:space="preserve"> </w:t>
+      </w:r>
+      <w:r>
+        <w:t>An A340 is more expensive more than an A320</w:t>
       </w:r>
     </w:p>
     <w:p>
@@ -6566,7 +6782,16 @@
         <w:jc w:val="both"/>
       </w:pPr>
       <w:r>
-        <w:t>C.An A320 cabin an narrower than is A340 cabin</w:t>
+        <w:t>C.</w:t>
+      </w:r>
+      <w:r>
+        <w:rPr>
+          <w:lang w:val="en-US"/>
+        </w:rPr>
+        <w:t xml:space="preserve"> </w:t>
+      </w:r>
+      <w:r>
+        <w:t>An A320 cabin an narrower than is A340 cabin</w:t>
       </w:r>
     </w:p>
     <w:p>
@@ -6638,7 +6863,16 @@
         <w:jc w:val="both"/>
       </w:pPr>
       <w:r>
-        <w:t>C.floor path marking system is the aircraft</w:t>
+        <w:t>C.</w:t>
+      </w:r>
+      <w:r>
+        <w:rPr>
+          <w:lang w:val="en-US"/>
+        </w:rPr>
+        <w:t xml:space="preserve"> </w:t>
+      </w:r>
+      <w:r>
+        <w:t>floor path marking system is the aircraft</w:t>
       </w:r>
     </w:p>
     <w:p>
@@ -6675,7 +6909,16 @@
         <w:jc w:val="both"/>
       </w:pPr>
       <w:r>
-        <w:t>C.The Business Class seats of the aircraft</w:t>
+        <w:t>C.</w:t>
+      </w:r>
+      <w:r>
+        <w:rPr>
+          <w:lang w:val="en-US"/>
+        </w:rPr>
+        <w:t xml:space="preserve"> </w:t>
+      </w:r>
+      <w:r>
+        <w:t>The Business Class seats of the aircraft</w:t>
       </w:r>
     </w:p>
     <w:p>
@@ -6711,7 +6954,16 @@
         <w:jc w:val="both"/>
       </w:pPr>
       <w:r>
-        <w:t>C.The maximum is take-off weight of this airplane</w:t>
+        <w:t>C.</w:t>
+      </w:r>
+      <w:r>
+        <w:rPr>
+          <w:lang w:val="en-US"/>
+        </w:rPr>
+        <w:t xml:space="preserve"> </w:t>
+      </w:r>
+      <w:r>
+        <w:t>The maximum is take-off weight of this airplane</w:t>
       </w:r>
     </w:p>
     <w:p>
@@ -6747,7 +6999,16 @@
         <w:jc w:val="both"/>
       </w:pPr>
       <w:r>
-        <w:t>C.The fuselage of this is airplane</w:t>
+        <w:t>C.</w:t>
+      </w:r>
+      <w:r>
+        <w:rPr>
+          <w:lang w:val="en-US"/>
+        </w:rPr>
+        <w:t xml:space="preserve"> </w:t>
+      </w:r>
+      <w:r>
+        <w:t>The fuselage of this is airplane</w:t>
       </w:r>
     </w:p>
     <w:p>
@@ -6783,7 +7044,16 @@
         <w:jc w:val="both"/>
       </w:pPr>
       <w:r>
-        <w:t>C.The test is more complicated thann on the wiring diagram</w:t>
+        <w:t>C.</w:t>
+      </w:r>
+      <w:r>
+        <w:rPr>
+          <w:lang w:val="en-US"/>
+        </w:rPr>
+        <w:t xml:space="preserve"> </w:t>
+      </w:r>
+      <w:r>
+        <w:t>The test is more complicated thann on the wiring diagram</w:t>
       </w:r>
     </w:p>
     <w:p>
@@ -6819,7 +7089,16 @@
         <w:jc w:val="both"/>
       </w:pPr>
       <w:r>
-        <w:t>C.This engine is consumes more fuel than the new engine</w:t>
+        <w:t>C.</w:t>
+      </w:r>
+      <w:r>
+        <w:rPr>
+          <w:lang w:val="en-US"/>
+        </w:rPr>
+        <w:t xml:space="preserve"> </w:t>
+      </w:r>
+      <w:r>
+        <w:t>This engine is consumes more fuel than the new engine</w:t>
       </w:r>
     </w:p>
     <w:p>
@@ -6855,7 +7134,16 @@
         <w:jc w:val="both"/>
       </w:pPr>
       <w:r>
-        <w:t>C.The cost of buying A350 aircraft is a more than A321</w:t>
+        <w:t>C.</w:t>
+      </w:r>
+      <w:r>
+        <w:rPr>
+          <w:lang w:val="en-US"/>
+        </w:rPr>
+        <w:t xml:space="preserve"> </w:t>
+      </w:r>
+      <w:r>
+        <w:t>The cost of buying A350 aircraft is a more than A321</w:t>
       </w:r>
     </w:p>
     <w:p>
@@ -6891,7 +7179,16 @@
         <w:jc w:val="both"/>
       </w:pPr>
       <w:r>
-        <w:t>C.Noi Bai airport is a lager more than Tan Son Nhat airport</w:t>
+        <w:t>C.</w:t>
+      </w:r>
+      <w:r>
+        <w:rPr>
+          <w:lang w:val="en-US"/>
+        </w:rPr>
+        <w:t xml:space="preserve"> </w:t>
+      </w:r>
+      <w:r>
+        <w:t>Noi Bai airport is a lager more than Tan Son Nhat airport</w:t>
       </w:r>
     </w:p>
     <w:p>
@@ -6927,7 +7224,16 @@
         <w:jc w:val="both"/>
       </w:pPr>
       <w:r>
-        <w:t>C.A321 flies more fast by than A330</w:t>
+        <w:t>C.</w:t>
+      </w:r>
+      <w:r>
+        <w:rPr>
+          <w:lang w:val="en-US"/>
+        </w:rPr>
+        <w:t xml:space="preserve"> </w:t>
+      </w:r>
+      <w:r>
+        <w:t>A321 flies more fast by than A330</w:t>
       </w:r>
     </w:p>
     <w:p>
@@ -6999,7 +7305,16 @@
         <w:jc w:val="both"/>
       </w:pPr>
       <w:r>
-        <w:t>C.The new materials are better than is the old materials</w:t>
+        <w:t>C.</w:t>
+      </w:r>
+      <w:r>
+        <w:rPr>
+          <w:lang w:val="en-US"/>
+        </w:rPr>
+        <w:t xml:space="preserve"> </w:t>
+      </w:r>
+      <w:r>
+        <w:t>The new materials are better than is the old materials</w:t>
       </w:r>
     </w:p>
     <w:p>
@@ -7036,7 +7351,16 @@
         <w:jc w:val="both"/>
       </w:pPr>
       <w:r>
-        <w:t>C.The HF reception was worse more than FM reception</w:t>
+        <w:t>C.</w:t>
+      </w:r>
+      <w:r>
+        <w:rPr>
+          <w:lang w:val="en-US"/>
+        </w:rPr>
+        <w:t xml:space="preserve"> </w:t>
+      </w:r>
+      <w:r>
+        <w:t>The HF reception was worse more than FM reception</w:t>
       </w:r>
     </w:p>
     <w:p>
@@ -7072,7 +7396,16 @@
         <w:jc w:val="both"/>
       </w:pPr>
       <w:r>
-        <w:t>C.BOEING airplanes are produced the USA</w:t>
+        <w:t>C.</w:t>
+      </w:r>
+      <w:r>
+        <w:rPr>
+          <w:lang w:val="en-US"/>
+        </w:rPr>
+        <w:t xml:space="preserve"> </w:t>
+      </w:r>
+      <w:r>
+        <w:t>BOEING airplanes are produced the USA</w:t>
       </w:r>
     </w:p>
     <w:p>
@@ -7180,7 +7513,16 @@
         <w:jc w:val="both"/>
       </w:pPr>
       <w:r>
-        <w:t>C.Cracks is examine by specialists yesterday</w:t>
+        <w:t>C.</w:t>
+      </w:r>
+      <w:r>
+        <w:rPr>
+          <w:lang w:val="en-US"/>
+        </w:rPr>
+        <w:t xml:space="preserve"> </w:t>
+      </w:r>
+      <w:r>
+        <w:t>Cracks is examine by specialists yesterday</w:t>
       </w:r>
     </w:p>
     <w:p>
@@ -7216,7 +7558,16 @@
         <w:jc w:val="both"/>
       </w:pPr>
       <w:r>
-        <w:t>C.Many broken screws was replace of the sheet metal workers during the last overhaul</w:t>
+        <w:t>C.</w:t>
+      </w:r>
+      <w:r>
+        <w:rPr>
+          <w:lang w:val="en-US"/>
+        </w:rPr>
+        <w:t xml:space="preserve"> </w:t>
+      </w:r>
+      <w:r>
+        <w:t>Many broken screws was replace of the sheet metal workers during the last overhaul</w:t>
       </w:r>
     </w:p>
     <w:p>
@@ -7252,7 +7603,16 @@
         <w:jc w:val="both"/>
       </w:pPr>
       <w:r>
-        <w:t>C.Bolts are not tighten English teachers</w:t>
+        <w:t>C.</w:t>
+      </w:r>
+      <w:r>
+        <w:rPr>
+          <w:lang w:val="en-US"/>
+        </w:rPr>
+        <w:t xml:space="preserve"> </w:t>
+      </w:r>
+      <w:r>
+        <w:t>Bolts are not tighten English teachers</w:t>
       </w:r>
     </w:p>
     <w:p>
@@ -7324,7 +7684,16 @@
         <w:jc w:val="both"/>
       </w:pPr>
       <w:r>
-        <w:t>C.Coffee is serve in the flight attendants</w:t>
+        <w:t>C.</w:t>
+      </w:r>
+      <w:r>
+        <w:rPr>
+          <w:lang w:val="en-US"/>
+        </w:rPr>
+        <w:t xml:space="preserve"> </w:t>
+      </w:r>
+      <w:r>
+        <w:t>Coffee is serve in the flight attendants</w:t>
       </w:r>
     </w:p>
     <w:p>
@@ -7360,7 +7729,16 @@
         <w:jc w:val="both"/>
       </w:pPr>
       <w:r>
-        <w:t>C.The surface is treat the apprentices tomorrow</w:t>
+        <w:t>C.</w:t>
+      </w:r>
+      <w:r>
+        <w:rPr>
+          <w:lang w:val="en-US"/>
+        </w:rPr>
+        <w:t xml:space="preserve"> </w:t>
+      </w:r>
+      <w:r>
+        <w:t>The surface is treat the apprentices tomorrow</w:t>
       </w:r>
     </w:p>
     <w:p>
@@ -7397,7 +7775,16 @@
         <w:jc w:val="both"/>
       </w:pPr>
       <w:r>
-        <w:t>C.Adhesive is use of fixing placards</w:t>
+        <w:t>C.</w:t>
+      </w:r>
+      <w:r>
+        <w:rPr>
+          <w:lang w:val="en-US"/>
+        </w:rPr>
+        <w:t xml:space="preserve"> </w:t>
+      </w:r>
+      <w:r>
+        <w:t>Adhesive is use of fixing placards</w:t>
       </w:r>
     </w:p>
     <w:p>
@@ -7433,7 +7820,16 @@
         <w:jc w:val="both"/>
       </w:pPr>
       <w:r>
-        <w:t>C.Defective windows the remove Charles during his last night shift</w:t>
+        <w:t>C.</w:t>
+      </w:r>
+      <w:r>
+        <w:rPr>
+          <w:lang w:val="en-US"/>
+        </w:rPr>
+        <w:t xml:space="preserve"> </w:t>
+      </w:r>
+      <w:r>
+        <w:t>Defective windows the remove Charles during his last night shift</w:t>
       </w:r>
     </w:p>
     <w:p>
@@ -7469,7 +7865,16 @@
         <w:jc w:val="both"/>
       </w:pPr>
       <w:r>
-        <w:t>C.Old lockwire do not reuse Lufthansa</w:t>
+        <w:t>C.</w:t>
+      </w:r>
+      <w:r>
+        <w:rPr>
+          <w:lang w:val="en-US"/>
+        </w:rPr>
+        <w:t xml:space="preserve"> </w:t>
+      </w:r>
+      <w:r>
+        <w:t>Old lockwire do not reuse Lufthansa</w:t>
       </w:r>
     </w:p>
     <w:p>
@@ -7505,7 +7910,16 @@
         <w:jc w:val="both"/>
       </w:pPr>
       <w:r>
-        <w:t>C.The next C-Check will done the mechanics in Munich on Monday</w:t>
+        <w:t>C.</w:t>
+      </w:r>
+      <w:r>
+        <w:rPr>
+          <w:lang w:val="en-US"/>
+        </w:rPr>
+        <w:t xml:space="preserve"> </w:t>
+      </w:r>
+      <w:r>
+        <w:t>The next C-Check will done the mechanics in Munich on Monday</w:t>
       </w:r>
     </w:p>
     <w:p>
@@ -7541,7 +7955,16 @@
         <w:jc w:val="both"/>
       </w:pPr>
       <w:r>
-        <w:t>C.Landing gears is extend and retract by cockpit crew</w:t>
+        <w:t>C.</w:t>
+      </w:r>
+      <w:r>
+        <w:rPr>
+          <w:lang w:val="en-US"/>
+        </w:rPr>
+        <w:t xml:space="preserve"> </w:t>
+      </w:r>
+      <w:r>
+        <w:t>Landing gears is extend and retract by cockpit crew</w:t>
       </w:r>
     </w:p>
     <w:p>
@@ -7577,7 +8000,16 @@
         <w:jc w:val="both"/>
       </w:pPr>
       <w:r>
-        <w:t>C.An instrument on a B727 and monitor the flight engineer</w:t>
+        <w:t>C.</w:t>
+      </w:r>
+      <w:r>
+        <w:rPr>
+          <w:lang w:val="en-US"/>
+        </w:rPr>
+        <w:t xml:space="preserve"> </w:t>
+      </w:r>
+      <w:r>
+        <w:t>An instrument on a B727 and monitor the flight engineer</w:t>
       </w:r>
     </w:p>
     <w:p>
@@ -7613,7 +8045,16 @@
         <w:jc w:val="both"/>
       </w:pPr>
       <w:r>
-        <w:t>C.New timetables print next month</w:t>
+        <w:t>C.</w:t>
+      </w:r>
+      <w:r>
+        <w:rPr>
+          <w:lang w:val="en-US"/>
+        </w:rPr>
+        <w:t xml:space="preserve"> </w:t>
+      </w:r>
+      <w:r>
+        <w:t>New timetables print next month</w:t>
       </w:r>
     </w:p>
     <w:p>
@@ -7649,7 +8090,16 @@
         <w:jc w:val="both"/>
       </w:pPr>
       <w:r>
-        <w:t>C.The surface remove old paint</w:t>
+        <w:t>C.</w:t>
+      </w:r>
+      <w:r>
+        <w:rPr>
+          <w:lang w:val="en-US"/>
+        </w:rPr>
+        <w:t xml:space="preserve"> </w:t>
+      </w:r>
+      <w:r>
+        <w:t>The surface remove old paint</w:t>
       </w:r>
     </w:p>
     <w:p>
@@ -9106,25 +9556,52 @@
         <w:jc w:val="both"/>
       </w:pPr>
       <w:r>
-        <w:t>A.The electrical systems of my old car have more energy than those of my new car (*)</w:t>
-      </w:r>
-    </w:p>
-    <w:p>
-      <w:pPr>
-        <w:spacing w:after="120"/>
-        <w:jc w:val="both"/>
-      </w:pPr>
-      <w:r>
-        <w:t>B.The systems electrical of my old car have more energy than those of my new car</w:t>
-      </w:r>
-    </w:p>
-    <w:p>
-      <w:pPr>
-        <w:spacing w:after="120"/>
-        <w:jc w:val="both"/>
-      </w:pPr>
-      <w:r>
-        <w:t>C.  The electrical systems have of my old car more energy than those of my new car</w:t>
+        <w:t>A.</w:t>
+      </w:r>
+      <w:r>
+        <w:rPr>
+          <w:lang w:val="en-US"/>
+        </w:rPr>
+        <w:t xml:space="preserve"> </w:t>
+      </w:r>
+      <w:r>
+        <w:t>The electrical systems of my old car have more energy than those of my new car (*)</w:t>
+      </w:r>
+    </w:p>
+    <w:p>
+      <w:pPr>
+        <w:spacing w:after="120"/>
+        <w:jc w:val="both"/>
+      </w:pPr>
+      <w:r>
+        <w:t>B.</w:t>
+      </w:r>
+      <w:r>
+        <w:rPr>
+          <w:lang w:val="en-US"/>
+        </w:rPr>
+        <w:t xml:space="preserve"> </w:t>
+      </w:r>
+      <w:r>
+        <w:t>The systems electrical of my old car have more energy than those of my new car</w:t>
+      </w:r>
+    </w:p>
+    <w:p>
+      <w:pPr>
+        <w:spacing w:after="120"/>
+        <w:jc w:val="both"/>
+      </w:pPr>
+      <w:r>
+        <w:t>C.</w:t>
+      </w:r>
+      <w:r>
+        <w:rPr>
+          <w:lang w:val="en-US"/>
+        </w:rPr>
+        <w:t xml:space="preserve"> </w:t>
+      </w:r>
+      <w:r>
+        <w:t>The electrical systems have of my old car more energy than those of my new car</w:t>
       </w:r>
     </w:p>
     <w:p>
